--- a/FINAL_TRANSACTION_REVERSAL_FIX_REPORT.docx
+++ b/FINAL_TRANSACTION_REVERSAL_FIX_REPORT.docx
@@ -5,7 +5,6 @@
     <w:p>
       <w:pPr>
         <w:pStyle w:val="Title"/>
-        <w:jc w:val="left"/>
       </w:pPr>
       <w:r>
         <w:t>FINAL TRANSACTION REVERSAL FIX REPORT</w:t>
@@ -13,11 +12,14 @@
     </w:p>
     <w:p>
       <w:r>
-        <w:t>Sirman / لایق الکترونیک پارسیان — نسخه 1405.5.23ο (1405.5.23.16) — 1405/05/23</w:t>
+        <w:t>Sirman / لایق الکترونیک پارسیان — نسخه 1405.5.23π (1405.5.23.17) — 1405/05/23</w:t>
       </w:r>
     </w:p>
     <w:p>
       <w:r>
+        <w:rPr>
+          <w:b/>
+        </w:rPr>
         <w:t>BUG STATUS: FIXED</w:t>
       </w:r>
     </w:p>
@@ -26,22 +28,17 @@
         <w:pStyle w:val="Heading1"/>
       </w:pPr>
       <w:r>
-        <w:t>1. Root Cause</w:t>
+        <w:t>1. Rule</w:t>
       </w:r>
     </w:p>
     <w:p>
       <w:r>
-        <w:t>حذف فاکتور (delInv / delSel) و حذف گارانتی (delWar / delSelWars) فقط رکورد را از آرایه splice می‌کردند و ذخیره می‌کردند. مصرف موجودی و واریز/برداشت حساب به‌عنوان اثر جانبی همان سند ایجاد شده بود، ولی مسیر حذف هیچ Reverseای نداشت.</w:t>
+        <w:t>قانون ساده: با حذف یک سند، تمام تغییراتی که به‌واسطه همان سند اتفاق افتاده باید برگردد. حساب مالی هم همین قانون را دارد.</w:t>
       </w:r>
     </w:p>
     <w:p>
       <w:r>
-        <w:t>فروش قطعات از قبل _restockFromSale داشت؛ فاکتور فروشگاه و پرونده گارانتی این مسیر را نداشتند. Persistence و Restart درست کار می‌کردند، بنابراین دادهٔ ناقص پایدار می‌ماند. این باگ Persistence نیست؛ TRANSACTION SIDE EFFECT REVERSAL است.</w:t>
-      </w:r>
-    </w:p>
-    <w:p>
-      <w:r>
-        <w:t>مالکیت مالی از قبل در تراکنش حساب با refId + refType وجود داشت (invoice / service / sale / manual). مالکیت انبار فاکتور از ردیف‌های items[].code همان فاکتور بسته‌شده است (هر ردیف = ۱ واحد، همان قانون closeInv). مالکیت قطعه گارانتی از فلگ‌های _agencyStockApplied / _companyStockApplied.items است (code + qty واقعی مصرف‌شده).</w:t>
+        <w:t>مالکیت مالی = شماره همان سند روی تراکنش (refId). نوع واریز/برداشت مهم نیست. اگر تراکنش مال سند دیگری باشد یا واریز دستی بدون شماره سند باشد، دست نمی‌خورد.</w:t>
       </w:r>
     </w:p>
     <w:p>
@@ -49,7 +46,25 @@
         <w:pStyle w:val="Heading1"/>
       </w:pPr>
       <w:r>
-        <w:t>2. Files Changed</w:t>
+        <w:t>2. Root Cause</w:t>
+      </w:r>
+    </w:p>
+    <w:p>
+      <w:r>
+        <w:t>حذف فاکتور و گارانتی قبلاً فقط splice بود. نسخه ο موجودی و حساب فاکتور/گارانتی را برگرداند، ولی حذف فروش فقط قطعه را restock می‌کرد و مبلغ واریز همان فروش در حساب می‌ماند.</w:t>
+      </w:r>
+    </w:p>
+    <w:p>
+      <w:r>
+        <w:t>علاوه بر آن، تطبیق مالی با refId+refType سخت‌گیر بود: اگر واریز با شماره سند ثبت شده بود ولی refType فرق داشت (مثلاً service به‌جای invoice)، مبلغ برنمی‌گشت. کاربر گفت قانون باید ساده باشد: این تراکنش مال همین سند است یا نه.</w:t>
+      </w:r>
+    </w:p>
+    <w:p>
+      <w:pPr>
+        <w:pStyle w:val="Heading1"/>
+      </w:pPr>
+      <w:r>
+        <w:t>3. Files Changed</w:t>
       </w:r>
     </w:p>
     <w:p>
@@ -57,7 +72,7 @@
         <w:pStyle w:val="ListBullet"/>
       </w:pPr>
       <w:r>
-        <w:t>desktop/Sirman.Core/Business/TransactionReversal.cs (جدید)</w:t>
+        <w:t>desktop/Sirman.Core/Business/PaymentRules.cs — ReverseOwned (مالکیت با شماره سند)</w:t>
       </w:r>
     </w:p>
     <w:p>
@@ -65,7 +80,7 @@
         <w:pStyle w:val="ListBullet"/>
       </w:pPr>
       <w:r>
-        <w:t>desktop/Sirman.Core/Business/PaymentRules.cs — ReverseLinked / ReverseMatchingWithdraw / refId برداشت</w:t>
+        <w:t>desktop/Sirman.Core/Business/TransactionReversal.cs — DeleteInvoice / DeleteWarranty / DeleteSale</w:t>
       </w:r>
     </w:p>
     <w:p>
@@ -73,7 +88,7 @@
         <w:pStyle w:val="ListBullet"/>
       </w:pPr>
       <w:r>
-        <w:t>desktop/Sirman.Core/Business/InvoiceService.cs — Delete</w:t>
+        <w:t>desktop/Sirman.Core/Application/BusinessFacade.cs — invoice.delete / warranty.delete / sale.delete / payment.reverseOwned</w:t>
       </w:r>
     </w:p>
     <w:p>
@@ -81,7 +96,7 @@
         <w:pStyle w:val="ListBullet"/>
       </w:pPr>
       <w:r>
-        <w:t>desktop/Sirman.Core/Business/WarrantyWorkflow.cs — Delete</w:t>
+        <w:t>desktop/Sirman.Core.Tests/TransactionReversalTests.cs</w:t>
       </w:r>
     </w:p>
     <w:p>
@@ -89,7 +104,7 @@
         <w:pStyle w:val="ListBullet"/>
       </w:pPr>
       <w:r>
-        <w:t>desktop/Sirman.Core/Application/BusinessFacade.cs — invoice.delete / warranty.delete / payment.reverseLinked</w:t>
+        <w:t>Sirman_Final.html — deleteInvoiceAt / deleteWarrantyAt / deleteSaleAt / delInv / delWar / delSale</w:t>
       </w:r>
     </w:p>
     <w:p>
@@ -97,23 +112,7 @@
         <w:pStyle w:val="ListBullet"/>
       </w:pPr>
       <w:r>
-        <w:t>desktop/Sirman.Core.Tests/TransactionReversalTests.cs (جدید)</w:t>
-      </w:r>
-    </w:p>
-    <w:p>
-      <w:pPr>
-        <w:pStyle w:val="ListBullet"/>
-      </w:pPr>
-      <w:r>
-        <w:t>Sirman_Final.html — deleteInvoiceAt / deleteWarrantyAt / delInv / delWar / delSel / delSelWars / withdrawFromAccount</w:t>
-      </w:r>
-    </w:p>
-    <w:p>
-      <w:pPr>
-        <w:pStyle w:val="ListBullet"/>
-      </w:pPr>
-      <w:r>
-        <w:t>test_laegh.js — تست‌های اجرا محور برگشت + نسخه ο</w:t>
+        <w:t>test_laegh.js</w:t>
       </w:r>
     </w:p>
     <w:p>
@@ -129,17 +128,17 @@
         <w:pStyle w:val="Heading1"/>
       </w:pPr>
       <w:r>
-        <w:t>3. Code Changes</w:t>
+        <w:t>4. Code Changes</w:t>
       </w:r>
     </w:p>
     <w:p>
       <w:r>
-        <w:t>منبع حقیقت C# است: UI در exe فقط invoice.delete / warranty.delete را صدا می‌زند و نتیجه را روی اشیاء زنده می‌نویسد، بعد یک‌جا persist می‌کند (inventory + accounts + invoices/warranties). اگر هسته نباشد (HTML مستقیم)، همان فرمول‌ها در reverseInvoiceLocal / reverseWarrantyLocal اجرا می‌شوند — نه یک نویسندهٔ دوم متفاوت در مسیر exe.</w:t>
+        <w:t>منبع حقیقت C# است. در exe، UI فقط invoice.delete / warranty.delete / sale.delete را صدا می‌زند و snapshot را روی اشیاء زنده می‌نویسد، بعد persist می‌کند. اگر Host نباشد، همان فرمول در reverseInvoiceLocal / reverseWarrantyLocal / reverseSaleLocal اجرا می‌شود.</w:t>
       </w:r>
     </w:p>
     <w:p>
       <w:r>
-        <w:t>برداشت نمایندگی حالا refId=شماره پرونده و refType=service می‌گیرد تا تراکنش قدیمی بدون ref هم با مبلغ+موضوع قابل ردیابی بماند.</w:t>
+        <w:t>PaymentRules.ReverseOwned: اگر trx.refId === documentId برمی‌گردد. اگر refId خالی باشد و موضوع حاوی شماره سند (حداقل ۳ کاراکتر) باشد، دادهٔ قدیمی بدون لینک هم برمی‌گردد. واریز دستی بدون شماره سند نمی‌ماند حذف‌شده.</w:t>
       </w:r>
     </w:p>
     <w:p>
@@ -147,17 +146,22 @@
         <w:pStyle w:val="Heading1"/>
       </w:pPr>
       <w:r>
-        <w:t>4. Inventory Reversal</w:t>
+        <w:t>5. Inventory Reversal</w:t>
       </w:r>
     </w:p>
     <w:p>
       <w:r>
-        <w:t>فاکتور بسته‌شده: برای هر ردیف با code، دقیقاً ۱ واحد با InventoryCore.AddStock برمی‌گردد (همان مقداری که invoice.close کم کرده). فاکتور باز موجودی را دست نمی‌زند.</w:t>
+        <w:t>فاکتور بسته‌شده: هر ردیف با code = ۱ واحد (همان closeInv). فاکتور باز موجودی را عوض نمی‌کند.</w:t>
       </w:r>
     </w:p>
     <w:p>
       <w:r>
-        <w:t>گارانتی: فقط اقلام فلگ applied (code + qty همان مصرف). قطعهٔ پروندهٔ دیگر تغییر نمی‌کند. عدد کور Stock += 1 استفاده نشده.</w:t>
+        <w:t>گارانتی: اقلام _agencyStockApplied / _companyStockApplied با qty واقعی.</w:t>
+      </w:r>
+    </w:p>
+    <w:p>
+      <w:r>
+        <w:t>فروش نهایی: اقلام items[].partCode با qty. پیش‌فاکتور انبار را کم نکرده بود؛ حذف آن فقط رکورد را برمی‌دارد.</w:t>
       </w:r>
     </w:p>
     <w:p>
@@ -165,30 +169,22 @@
         <w:pStyle w:val="Heading1"/>
       </w:pPr>
       <w:r>
-        <w:t>5. Financial Reversal</w:t>
+        <w:t>6. Financial Reversal</w:t>
       </w:r>
     </w:p>
     <w:p>
       <w:r>
-        <w:t>PaymentRules.ReverseLinked همه تراکنش‌های همان refId+refType را پیدا می‌کند و مانده را با کم کردن amount همان تراکنش اصلاح می‌کند (نه یک عدد ثابت مثل 100). واریز دستی (refType=manual) و فاکتورهای دیگر باقی می‌مانند.</w:t>
+        <w:t>با حذف سند، همه تراکنش‌های حساب که مال همان شماره سند هستند حذف می‌شوند و مانده با amount همان تراکنش اصلاح می‌شود — نه یک عدد ثابت.</w:t>
       </w:r>
     </w:p>
     <w:p>
       <w:r>
-        <w:t>برداشت نمایندگی قدیمی بدون refId: فقط اگر مبلغ فلگ _agencyPayApplied و موضوع حاوی شماره پرونده روی همان accountId باشد، یک تراکنش برداشت حذف می‌شود.</w:t>
-      </w:r>
-    </w:p>
-    <w:p>
-      <w:pPr>
-        <w:pStyle w:val="Heading1"/>
-      </w:pPr>
-      <w:r>
-        <w:t>6. Warranty Relationship</w:t>
+        <w:t>فاکتور: شماره فاکتور (مثلاً LEP-0007). گارانتی: warranty.id. فروش: sale.id (مثلاً SL-0001).</w:t>
       </w:r>
     </w:p>
     <w:p>
       <w:r>
-        <w:t>حذف فاکتور پرونده گارانتی را خودکار حذف نمی‌کند. هر موجودیت آثار خودش را برمی‌گرداند. کاربر طبق گردش فعلی برنامه فاکتور و پرونده را جدا حذف می‌کند. پس از هر دو حذف، قطعه و مبلغ هر منبع به مالک همان منبع برمی‌گردد.</w:t>
+        <w:t>برداشت نمایندگی قدیمی بدون refId: فقط اگر مبلغ فلگ _agencyPayApplied و موضوع حاوی شماره پرونده روی همان حساب باشد.</w:t>
       </w:r>
     </w:p>
     <w:p>
@@ -200,28 +196,43 @@
       </w:r>
     </w:p>
     <w:p>
+      <w:pPr>
+        <w:pStyle w:val="ListBullet"/>
+      </w:pPr>
       <w:r>
-        <w:t>InvoiceId = invoice.num + refType=invoice</w:t>
+        <w:t>InvoiceId = invoice.num — هر trx با همین refId</w:t>
       </w:r>
     </w:p>
     <w:p>
+      <w:pPr>
+        <w:pStyle w:val="ListBullet"/>
+      </w:pPr>
       <w:r>
-        <w:t>WarrantyId = warranty.id + refType=service</w:t>
+        <w:t>WarrantyId = warranty.id — هر trx با همین refId؛ برداشت قدیمی از روی فلگ</w:t>
       </w:r>
     </w:p>
     <w:p>
+      <w:pPr>
+        <w:pStyle w:val="ListBullet"/>
+      </w:pPr>
       <w:r>
-        <w:t>Inventory invoice: items[].code روی همان فاکتور closed</w:t>
+        <w:t>SaleId = sale.id — هر trx با همین refId</w:t>
       </w:r>
     </w:p>
     <w:p>
+      <w:pPr>
+        <w:pStyle w:val="ListBullet"/>
+      </w:pPr>
       <w:r>
-        <w:t>Inventory warranty: _agencyStockApplied.items / _companyStockApplied.items</w:t>
+        <w:t>Manual deposit: refId خالی و موضوع بدون شماره سند → باقی می‌ماند</w:t>
       </w:r>
     </w:p>
     <w:p>
+      <w:pPr>
+        <w:pStyle w:val="ListBullet"/>
+      </w:pPr>
       <w:r>
-        <w:t>شناسهٔ دیتابیس جدید ساخته نشد.</w:t>
+        <w:t>شناسه دیتابیس جدید ساخته نشد</w:t>
       </w:r>
     </w:p>
     <w:p>
@@ -234,7 +245,7 @@
     </w:p>
     <w:p>
       <w:r>
-        <w:t>اگر فاکتور/پرونده در لیست زنده نباشد (حذف قبلی)، هسته alreadyReversed برمی‌گرداند و موجودی/حساب را دوباره تغییر نمی‌دهد. حذف با فلگ _reversed هم برگشت دوم ندارد.</w:t>
+        <w:t>اگر سند در لیست زنده نباشد، alreadyReversed برمی‌گردد و موجودی/حساب دوباره تغییر نمی‌کند.</w:t>
       </w:r>
     </w:p>
     <w:p>
@@ -250,7 +261,7 @@
         <w:pStyle w:val="ListBullet"/>
       </w:pPr>
       <w:r>
-        <w:t>C# TEST1 Basic invoice: stock 10→9→10, account 0→100→0</w:t>
+        <w:t>C# TEST1–7 برگشت فاکتور/گارانتی (نسخه ο)</w:t>
       </w:r>
     </w:p>
     <w:p>
@@ -258,7 +269,7 @@
         <w:pStyle w:val="ListBullet"/>
       </w:pPr>
       <w:r>
-        <w:t>C# TEST2 Warranty + invoice</w:t>
+        <w:t>C# FinancialReversal_UsesRefIdEvenIfRefTypeDiffers</w:t>
       </w:r>
     </w:p>
     <w:p>
@@ -266,7 +277,7 @@
         <w:pStyle w:val="ListBullet"/>
       </w:pPr>
       <w:r>
-        <w:t>C# TEST3 Multiple parts A-2 B-3</w:t>
+        <w:t>C# SaleDelete_RestoresPartsAndReversesPayment</w:t>
       </w:r>
     </w:p>
     <w:p>
@@ -274,7 +285,7 @@
         <w:pStyle w:val="ListBullet"/>
       </w:pPr>
       <w:r>
-        <w:t>C# TEST4 Two transactions; delete A leaves B</w:t>
+        <w:t>C# SaleDelete_LeavesOtherSaleUntouched</w:t>
       </w:r>
     </w:p>
     <w:p>
@@ -282,7 +293,7 @@
         <w:pStyle w:val="ListBullet"/>
       </w:pPr>
       <w:r>
-        <w:t>C# TEST5 Double delete</w:t>
+        <w:t>C# SaleProforma_DoesNotRestockOrReverseMoney</w:t>
       </w:r>
     </w:p>
     <w:p>
@@ -290,7 +301,7 @@
         <w:pStyle w:val="ListBullet"/>
       </w:pPr>
       <w:r>
-        <w:t>C# TEST6 JSON snapshot after reversal (restart stand-in)</w:t>
+        <w:t>C# DoesNotTouchUnrelatedManualDeposit</w:t>
       </w:r>
     </w:p>
     <w:p>
@@ -298,31 +309,7 @@
         <w:pStyle w:val="ListBullet"/>
       </w:pPr>
       <w:r>
-        <w:t>C# TEST7 Unrelated customers/invoices/inventory/manual deposits unchanged</w:t>
-      </w:r>
-    </w:p>
-    <w:p>
-      <w:pPr>
-        <w:pStyle w:val="ListBullet"/>
-      </w:pPr>
-      <w:r>
-        <w:t>C# Open invoice does not restock; agency pay without refId; ReverseLinked ignores manual</w:t>
-      </w:r>
-    </w:p>
-    <w:p>
-      <w:pPr>
-        <w:pStyle w:val="ListBullet"/>
-      </w:pPr>
-      <w:r>
-        <w:t>HTML execution TEST1/3/4/5 + exe adapter uses Core qty not JS +1</w:t>
-      </w:r>
-    </w:p>
-    <w:p>
-      <w:pPr>
-        <w:pStyle w:val="ListBullet"/>
-      </w:pPr>
-      <w:r>
-        <w:t>شاهد باگ قدیمی splice-only که موجودی را جا می‌گذارد</w:t>
+        <w:t>HTML execution: فاکتور/گارانتی/فروش + تطبیق با شماره سند حتی اگر refType فرق کند</w:t>
       </w:r>
     </w:p>
     <w:p>
@@ -335,12 +322,12 @@
     </w:p>
     <w:p>
       <w:r>
-        <w:t>dotnet test Sirman.Core.Tests: 77 passed, 0 failed (قبلاً 67؛ ۱۰ تست برگشت اضافه شد).</w:t>
+        <w:t>dotnet test Sirman.Core.Tests: 81 passed, 0 failed.</w:t>
       </w:r>
     </w:p>
     <w:p>
       <w:r>
-        <w:t>node test_laegh.js Sirman_Final.html: 510 passed, 0 failed before version refresh; re-run after ο bump in this report cycle.</w:t>
+        <w:t>node test_laegh.js Sirman_Final.html: 512 passed, 0 failed.</w:t>
       </w:r>
     </w:p>
     <w:p>
@@ -353,7 +340,7 @@
     </w:p>
     <w:p>
       <w:r>
-        <w:t>تست‌های قبلی C# و HTML بدون حذف یا تضعیف باقی ماندند. مسیر closeInv / saveWar / پرداخت / فروش قطعات تغییر معماری نگرفتند. Dual-writer در exe برای حذف فاکتور/گارانتی بسته شد: اگر Host هست، JS موجودی را خودش زیاد نمی‌کند.</w:t>
+        <w:t>تست‌های قبلی حذف نشدند. Dual-writer در exe برای حذف فاکتور/گارانتی/فروش بسته است: اگر Host هست، JS موجودی و مانده را خودش حساب نمی‌کند.</w:t>
       </w:r>
     </w:p>
     <w:p>
@@ -366,17 +353,7 @@
     </w:p>
     <w:p>
       <w:r>
-        <w:t>محیط این اجرا Linux است و GUI ویندوز/WebView2 قابل کلیک نیست. Sirman.exe win-x64 با EnableWindowsTargeting منتشر شد و داخل کیت نصب 1405.5.23ο قرار گرفت. هستهٔ همان exe (Sirman.Core.dll) با سناریوهای اجباری TEST1–۷ از طریق BusinessFacade اجرا شد — همان مسیر RunBusiness که UI ویندوز صدا می‌زند.</w:t>
-      </w:r>
-    </w:p>
-    <w:p>
-      <w:r>
-        <w:t>مسیر واقعی UI پس از این نسخه: تأیید حذف → deleteInvoiceAt/deleteWarrantyAt → Host.RunBusiness(invoice.delete|warranty.delete) → اعمال snapshot → persist همزمان invoices/inventory/accounts یا warranties/parts/accounts → auditActivity با reversal=true بدون پسورد.</w:t>
-      </w:r>
-    </w:p>
-    <w:p>
-      <w:r>
-        <w:t>Restart: persist همان JSON localStorage/فایل فعلی است؛ TEST6 round-trip JSON را بعد از برگشت بررسی کرد.</w:t>
+        <w:t>محیط این اجرا Linux است و GUI ویندوز/WebView2 قابل کلیک نیست. Sirman.exe win-x64 داخل کیت نصب 1405.5.23π قرار گرفت. هسته همان exe با BusinessFacade همان مسیر RunBusiness را برای invoice.delete / warranty.delete / sale.delete اجرا کرد.</w:t>
       </w:r>
     </w:p>
     <w:p>
@@ -389,12 +366,12 @@
     </w:p>
     <w:p>
       <w:r>
-        <w:t>قبل: حذف فاکتور/گارانتی = splice رکورد. قطعه مصرف‌شده در انبار می‌ماند کم. مبلغ خدمات در حساب می‌ماند.</w:t>
+        <w:t>قبل: حذف فروش = splice + restock قطعه؛ مبلغ واریز فروش در حساب می‌ماند. حذف فاکتور/گارانتی در ο موجودی و حساب را برمی‌گرداند ولی فروش نه.</w:t>
       </w:r>
     </w:p>
     <w:p>
       <w:r>
-        <w:t>بعد: حذف فاکتور بسته‌شده = برگشت کالاهای همان فاکتور + حذف تراکنش‌های refType=invoice و refId=شماره فاکتور + حذف رکورد. حذف گارانتی = برگشت قطعات applied + حذف تراکنش‌های service همان id + حذف پرونده. حذف دوباره اثر اضافه ندارد. اسناد دیگر دست نخورده می‌مانند.</w:t>
+        <w:t>بعد: حذف هر سند نهایی = برگشت موجودی همان سند + برگشت تراکنش‌های مالی همان شماره سند + حذف رکورد. پیش‌فاکتور فقط حذف می‌شود. حذف دوباره اثر اضافه ندارد. اسناد و واریز دستی دیگر دست‌نخورده می‌مانند.</w:t>
       </w:r>
     </w:p>
     <w:p>
@@ -407,40 +384,25 @@
     </w:p>
     <w:p>
       <w:r>
-        <w:t>حذف فروش قطعات هنوز واریز حساب را برنمی‌گرداند (فقط restock انبار از قبل وجود داشت). این سناریوی گزارش‌شده نبود و در این باگ‌فیکس دست نخورده ماند.</w:t>
+        <w:t>اگر کاربر هنگام ثبت فروش حساب را انتخاب نکند، تراکنش مالی وجود ندارد و برگشت مالی چیزی برای حذف ندارد — درست است.</w:t>
       </w:r>
     </w:p>
     <w:p>
       <w:r>
-        <w:t>اگر کاربر واریز فاکتور را در مودال حساب رد کند، تراکنش مالی وجود ندارد و برگشت مالی چیزی برای حذف ندارد — درست است.</w:t>
+        <w:t>اتمیسیتی با JSON فعلی: جهش‌ها روی clone در Core؛ UI بعد persist پشت‌سرهم. Database transaction در این فاز ساخته نشد.</w:t>
       </w:r>
     </w:p>
     <w:p>
       <w:r>
-        <w:t>اتمیسیتی با JSON فعلی: همه جهش‌ها اول روی clone در Core محاسبه می‌شوند؛ UI بعد همه را در حافظه اعمال و با sv/svAccounts/svParts/svWars پشت سر هم می‌نویسد. Database transaction در این فاز ساخته نشد.</w:t>
+        <w:t>کلیک GUI روی Windows باید توسط کاربر روی Sirman.exe نسخه π تأیید شود؛ این محیط لینوکس آن کلیک را اجرا نمی‌کند.</w:t>
       </w:r>
     </w:p>
     <w:p>
       <w:r>
-        <w:t>کلیک GUI روی Windows باید توسط کاربر روی Sirman.exe نسخه ο تأیید شود؛ این محیط لینوکس آن کلیک را اجرا نمی‌کند.</w:t>
-      </w:r>
-    </w:p>
-    <w:p>
-      <w:pPr>
-        <w:pStyle w:val="Heading1"/>
-      </w:pPr>
-      <w:r>
-        <w:t>BUG STATUS</w:t>
-      </w:r>
-    </w:p>
-    <w:p>
-      <w:r>
-        <w:t>FIXED</w:t>
-      </w:r>
-    </w:p>
-    <w:p>
-      <w:r>
-        <w:t>NO ORPHAN SIDE EFFECTS برای حذف فاکتور و گارانتی: اثر انبار و حساب بدون مالک همان سند باقی نمی‌ماند.</w:t>
+        <w:rPr>
+          <w:b/>
+        </w:rPr>
+        <w:t>BUG STATUS: FIXED. NO ORPHAN SIDE EFFECTS برای حذف فاکتور، گارانتی و فروش: اثر انبار و حساب بدون مالک همان سند باقی نمی‌ماند.</w:t>
       </w:r>
     </w:p>
     <w:sectPr>
@@ -816,10 +778,6 @@
     <w:name w:val="Normal"/>
     <w:qFormat/>
     <w:rsid w:val="00FC693F"/>
-    <w:rPr>
-      <w:rFonts w:ascii="Calibri" w:hAnsi="Calibri"/>
-      <w:sz w:val="22"/>
-    </w:rPr>
   </w:style>
   <w:style w:type="paragraph" w:styleId="Header">
     <w:name w:val="header"/>
